--- a/ky/discovery-articles/6.1 Телеграф.docx
+++ b/ky/discovery-articles/6.1 Телеграф.docx
@@ -4,496 +4,327 @@
   <w:body>
     <w:p>
       <w:pPr>
-        <w:keepNext/>
-        <w:spacing w:before="280" w:after="120"/>
+        <w:pStyle w:val="Title"/>
+        <w:widowControl/>
       </w:pPr>
       <w:r>
-        <w:rPr>
-          <w:rFonts w:ascii="Calibri" w:hAnsi="Calibri" w:eastAsia="Calibri"/>
-          <w:b/>
-          <w:i w:val="0"/>
-          <w:color w:val="004E8C"/>
-          <w:sz w:val="44"/>
-        </w:rPr>
         <w:t>6.1 Телеграф</w:t>
       </w:r>
     </w:p>
     <w:p>
       <w:pPr>
-        <w:spacing w:after="80"/>
+        <w:keepNext/>
+        <w:widowControl/>
       </w:pPr>
       <w:r>
         <w:rPr>
-          <w:rFonts w:ascii="Calibri" w:hAnsi="Calibri" w:eastAsia="Calibri"/>
-          <w:b w:val="0"/>
-          <w:i/>
-          <w:color w:val="505050"/>
-          <w:sz w:val="22"/>
+          <w:sz w:val="20"/>
         </w:rPr>
         <w:t>6. Санарип технологиялар, космос жана байланыш</w:t>
       </w:r>
     </w:p>
     <w:p>
       <w:pPr>
-        <w:spacing w:after="200"/>
+        <w:keepNext/>
+        <w:widowControl/>
       </w:pPr>
       <w:r>
         <w:rPr>
-          <w:rFonts w:ascii="Calibri" w:hAnsi="Calibri" w:eastAsia="Calibri"/>
-          <w:b w:val="0"/>
-          <w:i/>
-          <w:sz w:val="22"/>
+          <w:sz w:val="20"/>
         </w:rPr>
-        <w:t>Мезгил: 1837-жыл (Кук менен Уитстондун тутуму, Улуу Британия); 1844-жыл (Морзенин Балтимор–Вашингтон линиясы) | Негизги өкүлдөр: Сэмюэл Морзе; Альфред Вейл; Уильям Кук; Чарльз Уитстон</w:t>
+        <w:t>Мезгил: 1837-жыл (Кук жана Уитстон, Британия); 1844-жыл (Морзенин Балтимор–Вашингтон линиясы) | Негизги салым кошкондор: Сэмюэл Морзе; Альфред Вейл; Уильям Кук; Чарльз Уитстон</w:t>
       </w:r>
     </w:p>
     <w:p>
       <w:pPr>
-        <w:spacing w:after="160" w:line="276" w:lineRule="auto"/>
+        <w:widowControl/>
       </w:pPr>
       <w:r>
-        <w:rPr>
-          <w:rFonts w:ascii="Calibri" w:hAnsi="Calibri" w:eastAsia="Calibri"/>
-          <w:b w:val="0"/>
-          <w:i w:val="0"/>
-          <w:sz w:val="22"/>
-        </w:rPr>
-        <w:t>Электр телеграфы коддолгон кабарларды зым аркылуу бир нече мүнөттө жеткирген. Тарыхта биринчи жолу маалымат адамдан, аттан, поездден же кемеден алда канча тез тарай баштады.</w:t>
+        <w:t>Электр телеграфы коддолгон кабарды зым аркылуу мүнөттөрдө жеткирген. Биринчи жолу маалымат адамдан, аттан, поездден же кемеден алда канча тез жүрө алган.</w:t>
       </w:r>
     </w:p>
     <w:p>
       <w:pPr>
-        <w:keepNext/>
-        <w:spacing w:before="240" w:after="120"/>
+        <w:pStyle w:val="Heading1"/>
+        <w:widowControl/>
       </w:pPr>
       <w:r>
-        <w:rPr>
-          <w:rFonts w:ascii="Calibri" w:hAnsi="Calibri" w:eastAsia="Calibri"/>
-          <w:b/>
-          <w:i w:val="0"/>
-          <w:color w:val="004E8C"/>
-          <w:sz w:val="28"/>
-        </w:rPr>
-        <w:t>Негизги фактылар</w:t>
+        <w:t>Негизги маалыматтар</w:t>
       </w:r>
     </w:p>
     <w:p>
       <w:pPr>
         <w:pStyle w:val="ListBullet"/>
+        <w:widowControl/>
       </w:pPr>
       <w:r>
-        <w:rPr>
-          <w:rFonts w:ascii="Calibri" w:hAnsi="Calibri" w:eastAsia="Calibri"/>
-          <w:b w:val="0"/>
-          <w:i w:val="0"/>
-          <w:sz w:val="22"/>
-        </w:rPr>
-        <w:t>Кук менен Уитстон 1837–1839-жылдары Британияда алгачкы коммерциялык телеграфтардын бирин орнотушкан</w:t>
+        <w:t>Кук менен Уитстон 1837–1839-жылдары Британияда алгачкы коммерциялык телеграфтардын бирин орноткон.</w:t>
       </w:r>
     </w:p>
     <w:p>
       <w:pPr>
         <w:pStyle w:val="ListBullet"/>
+        <w:widowControl/>
       </w:pPr>
       <w:r>
-        <w:rPr>
-          <w:rFonts w:ascii="Calibri" w:hAnsi="Calibri" w:eastAsia="Calibri"/>
-          <w:b w:val="0"/>
-          <w:i w:val="0"/>
-          <w:sz w:val="22"/>
-        </w:rPr>
-        <w:t>Сэмюэл Морзе менен Альфред Вейл иш жүзүндө колдонулуучу америкалык тутумду жана Морзе кодун иштеп чыгышкан</w:t>
+        <w:t>Сэмюэл Морзе жана Альфред Вейл ишке жарамдуу америкалык система менен Морзе кодун өнүктүргөн.</w:t>
       </w:r>
     </w:p>
     <w:p>
       <w:pPr>
         <w:pStyle w:val="ListBullet"/>
+        <w:widowControl/>
       </w:pPr>
       <w:r>
-        <w:rPr>
-          <w:rFonts w:ascii="Calibri" w:hAnsi="Calibri" w:eastAsia="Calibri"/>
-          <w:b w:val="0"/>
-          <w:i w:val="0"/>
-          <w:sz w:val="22"/>
-        </w:rPr>
-        <w:t>Туруктуу иштеген алгачкы трансатлантикалык кабель 1866-жылы бүткөрүлгөн</w:t>
+        <w:t>Узак иштеген алгачкы трансатлантикалык кабель 1866-жылы бүткөн.</w:t>
       </w:r>
     </w:p>
     <w:p>
       <w:pPr>
         <w:pStyle w:val="ListBullet"/>
+        <w:widowControl/>
       </w:pPr>
       <w:r>
-        <w:rPr>
-          <w:rFonts w:ascii="Calibri" w:hAnsi="Calibri" w:eastAsia="Calibri"/>
-          <w:b w:val="0"/>
-          <w:i w:val="0"/>
-          <w:sz w:val="22"/>
-        </w:rPr>
-        <w:t>Кабарлар чекит жана сызык түрүндө басылып, андан соң кызматкерлер тарабынан чечмеленген</w:t>
+        <w:t>Кабар чекит жана сызыкча менен берилген, кызматкерлер аны сөзгө чечмелеген.</w:t>
       </w:r>
     </w:p>
     <w:p>
       <w:pPr>
         <w:pStyle w:val="ListBullet"/>
+        <w:widowControl/>
       </w:pPr>
       <w:r>
-        <w:rPr>
-          <w:rFonts w:ascii="Calibri" w:hAnsi="Calibri" w:eastAsia="Calibri"/>
-          <w:b w:val="0"/>
-          <w:i w:val="0"/>
-          <w:sz w:val="22"/>
-        </w:rPr>
-        <w:t>Жаңылыктар, базарлар жана империялар дээрлик заматта жеткен маалыматка таянып иштей баштаган</w:t>
+        <w:t>Жаңылык, базар жана империя дээрлик заматта келген маалыматка таяна баштаган.</w:t>
       </w:r>
     </w:p>
     <w:p>
       <w:pPr>
-        <w:keepNext/>
-        <w:spacing w:before="240" w:after="120"/>
+        <w:pStyle w:val="Heading1"/>
+        <w:widowControl/>
       </w:pPr>
       <w:r>
-        <w:rPr>
-          <w:rFonts w:ascii="Calibri" w:hAnsi="Calibri" w:eastAsia="Calibri"/>
-          <w:b/>
-          <w:i w:val="0"/>
-          <w:color w:val="004E8C"/>
-          <w:sz w:val="28"/>
-        </w:rPr>
-        <w:t>Бул эмне</w:t>
+        <w:t>Бул эмне?</w:t>
       </w:r>
     </w:p>
     <w:p>
       <w:pPr>
-        <w:spacing w:after="160" w:line="276" w:lineRule="auto"/>
+        <w:widowControl/>
       </w:pPr>
       <w:r>
-        <w:rPr>
-          <w:rFonts w:ascii="Calibri" w:hAnsi="Calibri" w:eastAsia="Calibri"/>
-          <w:b w:val="0"/>
-          <w:i w:val="0"/>
-          <w:sz w:val="22"/>
-        </w:rPr>
-        <w:t>Телеграф маалыматты зым аркылуу электр сигналдары түрүндө жөнөтөт. Сигнал адамдын үнүн ташыбайт, анын ордуна тамгаларды билдирет. Морзе кодунда кыска жана узун сигналдар чекиттер менен сызыктарды түзөт. Даярдалган оператор ошол үлгүлөрдү кайра сөзгө айлантат.</w:t>
+        <w:t>Телеграф маалыматты зым аркылуу электр сигналы менен жөнөтөт. Сигнал адамдын үнүн ташыбай, тамганы билдирет. Морзе кодунда кыска жана узун сигнал чекит менен сызыкчаны түзөт. Даярдалган оператор ошол үлгүнү кайра сөзгө айландырат.</w:t>
       </w:r>
     </w:p>
     <w:p>
       <w:pPr>
-        <w:keepNext/>
-        <w:spacing w:before="240" w:after="120"/>
+        <w:pStyle w:val="Heading1"/>
+        <w:widowControl/>
       </w:pPr>
       <w:r>
-        <w:rPr>
-          <w:rFonts w:ascii="Calibri" w:hAnsi="Calibri" w:eastAsia="Calibri"/>
-          <w:b/>
-          <w:i w:val="0"/>
-          <w:color w:val="004E8C"/>
-          <w:sz w:val="28"/>
-        </w:rPr>
-        <w:t>Аны ким ачкан же ойлоп тапкан</w:t>
+        <w:t xml:space="preserve">Ким ойлоп тапкан</w:t>
       </w:r>
     </w:p>
     <w:p>
       <w:pPr>
-        <w:spacing w:after="160" w:line="276" w:lineRule="auto"/>
+        <w:widowControl/>
       </w:pPr>
       <w:r>
-        <w:rPr>
-          <w:rFonts w:ascii="Calibri" w:hAnsi="Calibri" w:eastAsia="Calibri"/>
-          <w:b w:val="0"/>
-          <w:i w:val="0"/>
-          <w:sz w:val="22"/>
-        </w:rPr>
-        <w:t>Электр телеграфын бир нече изилдөөчү иштеп чыккан. Уильям Фотергилл Кук менен Чарльз Уитстон Британиянын темир жолу үчүн алгачкы тутумдардын бирин түзгөн. Сэмюэл Морзе менен Альфред Вейл АКШда ишенимдүү аппаратты жана кеңири колдонулган кодду иштеп чыгышкан. Карл Фридрих Гаусс менен Вильгельм Вебер алардан мурда эле электромагниттик телеграфты көрсөткөн, ошондуктан бул жетишкендик бир нече топко таандык.</w:t>
+        <w:t>Электр телеграфын бир нече адам өнүктүргөн. Уильям Фотергилл Кук менен Чарльз Уитстон Британияда алгачкы темир жол системасын курган. Сэмюэл Морзе менен Альфред Вейл практикалык америкалык системаны жана кеңири колдонулган кодду түзгөн. Карл Фридрих Гаусс менен Вильгельм Вебер мурдараак электромагниттик телеграф көрсөткөн, ошондуктан салым бир нече топко таандык.</w:t>
       </w:r>
     </w:p>
     <w:p>
       <w:pPr>
-        <w:keepNext/>
-        <w:spacing w:before="240" w:after="120"/>
+        <w:pStyle w:val="Heading1"/>
+        <w:widowControl/>
       </w:pPr>
       <w:r>
-        <w:rPr>
-          <w:rFonts w:ascii="Calibri" w:hAnsi="Calibri" w:eastAsia="Calibri"/>
-          <w:b/>
-          <w:i w:val="0"/>
-          <w:color w:val="004E8C"/>
-          <w:sz w:val="28"/>
-        </w:rPr>
-        <w:t>Качан жана кантип пайда болгон</w:t>
+        <w:t>Качан жана кантип пайда болгон?</w:t>
       </w:r>
     </w:p>
     <w:p>
       <w:pPr>
-        <w:spacing w:after="160" w:line="276" w:lineRule="auto"/>
+        <w:widowControl/>
       </w:pPr>
       <w:r>
-        <w:rPr>
-          <w:rFonts w:ascii="Calibri" w:hAnsi="Calibri" w:eastAsia="Calibri"/>
-          <w:b w:val="0"/>
-          <w:i w:val="0"/>
-          <w:sz w:val="22"/>
-        </w:rPr>
-        <w:t>Иштей турган телеграф тутумдары 1830–1840-жылдары пайда болду. Темир жолго тез белги берүү, ал эми гезиттер менен соодагерлерге жаңы маалымат керек эле. Батареялар, изоляцияланган зым жана мамылар тармагы телеграфтын жайылышына шарт түздү. Бир нече ийгиликсиз аракеттен кийин 1866-жылы Европа менен Түндүк Американы туруктуу иштеген трансатлантикалык кабель байланыштырды.</w:t>
+        <w:t>Иштеген системалар 1830–1840-жылдары пайда болгон. Темир жолго тез сигнал, гезит менен ишканага жаңы маалымат керек эле. Батарея, изоляцияланган зым жана мамылар тармагы кеңейүүгө шарт түзгөн. Бир нече ийгиликсиз аракеттен кийин 1866-жылы Европа менен Түндүк Американы узак кызмат кылган трансатлантикалык кабель бириктирген.</w:t>
       </w:r>
     </w:p>
     <w:p>
       <w:pPr>
-        <w:keepNext/>
-        <w:spacing w:before="240" w:after="120"/>
+        <w:pStyle w:val="Heading1"/>
+        <w:widowControl/>
       </w:pPr>
       <w:r>
-        <w:rPr>
-          <w:rFonts w:ascii="Calibri" w:hAnsi="Calibri" w:eastAsia="Calibri"/>
-          <w:b/>
-          <w:i w:val="0"/>
-          <w:color w:val="004E8C"/>
-          <w:sz w:val="28"/>
-        </w:rPr>
-        <w:t>Илимий жактан мааниси</w:t>
+        <w:t>Илим үчүн мааниси</w:t>
       </w:r>
     </w:p>
     <w:p>
       <w:pPr>
-        <w:spacing w:after="160" w:line="276" w:lineRule="auto"/>
+        <w:widowControl/>
       </w:pPr>
       <w:r>
-        <w:rPr>
-          <w:rFonts w:ascii="Calibri" w:hAnsi="Calibri" w:eastAsia="Calibri"/>
-          <w:b w:val="0"/>
-          <w:i w:val="0"/>
-          <w:sz w:val="22"/>
-        </w:rPr>
-        <w:t>Телеграф маалыматты жөнөкөй электр абалдары менен көрсөтүп, тармак аркылуу жиберүүгө болорун далилдеди. Ал инженерлерди электр каршылыгын, сигналдын алсырашын, изоляцияны жана узун кабелдерди терең изилдөөгө түрттү. Бирдиктүү коддор менен иштөө эрежелери тармактык стандарттардын алгачкы үлгүлөрү болду. Алар ар кайсы жердеги жабдуулар менен адамдардын бирге иштешин камсыз кылды.</w:t>
+        <w:t>Телеграф маалыматты жөнөкөй электр абалдары менен көрсөтүп, тармак аркылуу жөнөтүүгө болорун далилдеген. Ал инженерлерди каршылыкты, сигнал жоготууну, изоляцияны жана узун кабелди түшүнүүгө түрткөн. Жалпы коддор менен иш эрежелери алгачкы тармак стандарттары болгон. Алар ар кайсы жердеги жабдык жана адамдардын бирге иштешин камсыз кылган.</w:t>
       </w:r>
     </w:p>
     <w:p>
       <w:pPr>
-        <w:keepNext/>
-        <w:spacing w:before="240" w:after="120"/>
+        <w:pStyle w:val="Heading1"/>
+        <w:widowControl/>
       </w:pPr>
       <w:r>
-        <w:rPr>
-          <w:rFonts w:ascii="Calibri" w:hAnsi="Calibri" w:eastAsia="Calibri"/>
-          <w:b/>
-          <w:i w:val="0"/>
-          <w:color w:val="004E8C"/>
-          <w:sz w:val="28"/>
-        </w:rPr>
-        <w:t>Кийинки өнүгүүлөргө тийгизген таасири</w:t>
+        <w:t>Кийинки өнүгүүгө тийгизген таасири</w:t>
       </w:r>
     </w:p>
     <w:p>
       <w:pPr>
-        <w:spacing w:after="160" w:line="276" w:lineRule="auto"/>
+        <w:widowControl/>
       </w:pPr>
       <w:r>
-        <w:rPr>
-          <w:rFonts w:ascii="Calibri" w:hAnsi="Calibri" w:eastAsia="Calibri"/>
-          <w:b w:val="0"/>
-          <w:i w:val="0"/>
-          <w:sz w:val="22"/>
-        </w:rPr>
-        <w:t>Кийин телефон зым аркылуу үндү, телекс болсо басылган текстти жөнөттү. Бүгүнкү санарип тармактар да маалыматты коддолгон электр же жарык сигналдарына айлантат. Телеграф убакыт алкактарынын бирдиктүү болушуна да түрткү берди, анткени темир жолдогу сааттар менен жадыбалдар бири-бирине дал келиши керек эле. Бул жагынан ал континенттерге тараган алгачкы тез нерв тутуму сыяктуу иштеген.</w:t>
+        <w:t>Кийин телефон зым аркылуу үн, телекс басылган текст жөнөткөн. Санарип тармактар дагы эле маалыматты коддолгон электр же жарык сигналына айландырат. Телеграф убакыт алкактарын бирдей кылууга да көмөк кылган, анткени темир жол саат менен жадыбалдын шайкештигин талап кылган. Ушул мааниде ал континенттерге тараган алгачкы тез нерв системасы сыяктуу болгон.</w:t>
       </w:r>
     </w:p>
     <w:p>
       <w:pPr>
-        <w:keepNext/>
-        <w:spacing w:before="240" w:after="120"/>
+        <w:pStyle w:val="Heading1"/>
+        <w:widowControl/>
       </w:pPr>
       <w:r>
-        <w:rPr>
-          <w:rFonts w:ascii="Calibri" w:hAnsi="Calibri" w:eastAsia="Calibri"/>
-          <w:b/>
-          <w:i w:val="0"/>
-          <w:color w:val="004E8C"/>
-          <w:sz w:val="28"/>
-        </w:rPr>
-        <w:t>Адамдардын жашоосун кантип өзгөрткөн</w:t>
+        <w:t>Адамдардын жашоосун кантип өзгөрткөн?</w:t>
       </w:r>
     </w:p>
     <w:p>
       <w:pPr>
-        <w:spacing w:after="160" w:line="276" w:lineRule="auto"/>
+        <w:widowControl/>
       </w:pPr>
       <w:r>
-        <w:rPr>
-          <w:rFonts w:ascii="Calibri" w:hAnsi="Calibri" w:eastAsia="Calibri"/>
-          <w:b w:val="0"/>
-          <w:i w:val="0"/>
-          <w:sz w:val="22"/>
-        </w:rPr>
-        <w:t>Үй-бүлө катты көпкө күтпөй, шашылыш кабарды ошол эле күнү ала баштады. Баалар, саясий чечимдер жана согуш жаңылыктары кыйла тез тарады. Өкмөттөр менен империялар алыскы аймактарды да катуу көзөмөлдөй алышты. Телеграф маанилүү жаңылык азыр эле жетиши керек деген азыркы күтүүнү жаратты.</w:t>
+        <w:t>Үй-бүлө кат күтпөй, шашылыш кабарды ошол эле күнү ала алган. Баалар, саясий чечимдер жана согуш кабары тезирээк жеткен. Өкмөттөр менен империялар да алыскы жерди жакыныраак көзөмөлдөй алган. Телеграф маанилүү кабар азыр келиши керек деген заманбап күтүүнү баштаган.</w:t>
       </w:r>
     </w:p>
     <w:p>
       <w:pPr>
-        <w:keepNext/>
-        <w:spacing w:before="240" w:after="120"/>
+        <w:pStyle w:val="Heading1"/>
+        <w:widowControl/>
       </w:pPr>
       <w:r>
-        <w:rPr>
-          <w:rFonts w:ascii="Calibri" w:hAnsi="Calibri" w:eastAsia="Calibri"/>
-          <w:b/>
-          <w:i w:val="0"/>
-          <w:color w:val="004E8C"/>
-          <w:sz w:val="28"/>
-        </w:rPr>
-        <w:t>Булактар жана шилтемелер</w:t>
+        <w:t>Булактар жана кошумча окуу</w:t>
       </w:r>
     </w:p>
     <w:p>
       <w:pPr>
-        <w:keepNext/>
-        <w:spacing w:before="240" w:after="120"/>
+        <w:pStyle w:val="Heading2"/>
+        <w:widowControl/>
       </w:pPr>
       <w:r>
         <w:rPr>
-          <w:rFonts w:ascii="Calibri" w:hAnsi="Calibri" w:eastAsia="Calibri"/>
-          <w:b/>
-          <w:i w:val="0"/>
-          <w:color w:val="004E8C"/>
-          <w:sz w:val="24"/>
+          <w:sz w:val="20"/>
         </w:rPr>
-        <w:t>C. Мекемелердин материалдары жана энциклопедиялык булактар</w:t>
+        <w:t>Уюмдардын жана энциклопедиялардын материалдары</w:t>
       </w:r>
     </w:p>
     <w:p>
       <w:pPr>
-        <w:spacing w:after="80"/>
-        <w:ind w:left="360"/>
+        <w:widowControl/>
       </w:pPr>
       <w:r>
         <w:rPr>
-          <w:rFonts w:ascii="Calibri" w:hAnsi="Calibri" w:eastAsia="Calibri"/>
-          <w:b w:val="0"/>
-          <w:i w:val="0"/>
-          <w:sz w:val="22"/>
+          <w:sz w:val="20"/>
         </w:rPr>
-        <w:t>1. Encyclopaedia Britannica. «Телеграф».</w:t>
-      </w:r>
-      <w:r>
-        <w:rPr>
-          <w:rFonts w:ascii="Calibri" w:hAnsi="Calibri" w:eastAsia="Calibri"/>
-          <w:b w:val="0"/>
-          <w:i w:val="0"/>
-          <w:sz w:val="22"/>
-        </w:rPr>
-        <w:t xml:space="preserve"> </w:t>
+        <w:t xml:space="preserve">1. Encyclopaedia Britannica. 'Telegraph.' </w:t>
       </w:r>
       <w:hyperlink r:id="rId9">
         <w:r>
           <w:rPr>
-            <w:rFonts w:ascii="Calibri" w:hAnsi="Calibri" w:eastAsia="Calibri"/>
-            <w:b w:val="0"/>
-            <w:i w:val="0"/>
-            <w:sz w:val="22"/>
-            <w:color w:val="0563C1"/>
-            <w:u w:val="single"/>
+            <w:sz w:val="20"/>
           </w:rPr>
           <w:t>https://www.britannica.com/technology/telegraph</w:t>
         </w:r>
       </w:hyperlink>
+      <w:r>
+        <w:rPr>
+          <w:sz w:val="20"/>
+        </w:rPr>
+      </w:r>
     </w:p>
     <w:p>
       <w:pPr>
-        <w:spacing w:after="80"/>
-        <w:ind w:left="360"/>
+        <w:widowControl/>
       </w:pPr>
       <w:r>
         <w:rPr>
-          <w:rFonts w:ascii="Calibri" w:hAnsi="Calibri" w:eastAsia="Calibri"/>
-          <w:b w:val="0"/>
-          <w:i w:val="0"/>
-          <w:sz w:val="22"/>
+          <w:sz w:val="20"/>
         </w:rPr>
-        <w:t>2. Library of Congress. «Конгресс китепканасындагы Сэмюэл Ф. Б. Морзенин кагаздары, 1793–1919».</w:t>
-      </w:r>
-      <w:r>
-        <w:rPr>
-          <w:rFonts w:ascii="Calibri" w:hAnsi="Calibri" w:eastAsia="Calibri"/>
-          <w:b w:val="0"/>
-          <w:i w:val="0"/>
-          <w:sz w:val="22"/>
-        </w:rPr>
-        <w:t xml:space="preserve"> </w:t>
+        <w:t xml:space="preserve">2. Library of Congress. 'Samuel F. B. Morse Papers at the Library of Congress, 1793 to 1919.' </w:t>
       </w:r>
       <w:hyperlink r:id="rId10">
         <w:r>
           <w:rPr>
-            <w:rFonts w:ascii="Calibri" w:hAnsi="Calibri" w:eastAsia="Calibri"/>
-            <w:b w:val="0"/>
-            <w:i w:val="0"/>
-            <w:sz w:val="22"/>
-            <w:color w:val="0563C1"/>
-            <w:u w:val="single"/>
+            <w:sz w:val="20"/>
           </w:rPr>
           <w:t>https://www.loc.gov/collections/samuel-morse-papers-at-the-library-of-congress/about-this-collection/</w:t>
         </w:r>
       </w:hyperlink>
-    </w:p>
-    <w:p>
-      <w:pPr>
-        <w:keepNext/>
-        <w:spacing w:before="240" w:after="120"/>
-      </w:pPr>
       <w:r>
         <w:rPr>
-          <w:rFonts w:ascii="Calibri" w:hAnsi="Calibri" w:eastAsia="Calibri"/>
-          <w:b/>
-          <w:i w:val="0"/>
-          <w:color w:val="004E8C"/>
-          <w:sz w:val="24"/>
+          <w:sz w:val="20"/>
         </w:rPr>
-        <w:t>H. Кесиптик коомдордун жана стандартташтыруу уюмдарынын материалдары</w:t>
       </w:r>
     </w:p>
     <w:p>
       <w:pPr>
-        <w:spacing w:after="80"/>
-        <w:ind w:left="360"/>
+        <w:pStyle w:val="Heading2"/>
+        <w:widowControl/>
       </w:pPr>
       <w:r>
         <w:rPr>
-          <w:rFonts w:ascii="Calibri" w:hAnsi="Calibri" w:eastAsia="Calibri"/>
-          <w:b w:val="0"/>
-          <w:i w:val="0"/>
-          <w:sz w:val="22"/>
+          <w:sz w:val="20"/>
         </w:rPr>
-        <w:t>1. Engineering and Technology History Wiki. «Телеграф».</w:t>
+        <w:t>Кесиптик коомдор</w:t>
       </w:r>
+    </w:p>
+    <w:p>
+      <w:pPr>
+        <w:widowControl/>
+      </w:pPr>
       <w:r>
         <w:rPr>
-          <w:rFonts w:ascii="Calibri" w:hAnsi="Calibri" w:eastAsia="Calibri"/>
-          <w:b w:val="0"/>
-          <w:i w:val="0"/>
-          <w:sz w:val="22"/>
+          <w:sz w:val="20"/>
         </w:rPr>
-        <w:t xml:space="preserve"> </w:t>
+        <w:t xml:space="preserve">1. Engineering and Technology History Wiki. 'Telegraph.' </w:t>
       </w:r>
       <w:hyperlink r:id="rId11">
         <w:r>
           <w:rPr>
-            <w:rFonts w:ascii="Calibri" w:hAnsi="Calibri" w:eastAsia="Calibri"/>
-            <w:b w:val="0"/>
-            <w:i w:val="0"/>
-            <w:sz w:val="22"/>
-            <w:color w:val="0563C1"/>
-            <w:u w:val="single"/>
+            <w:sz w:val="20"/>
           </w:rPr>
           <w:t>https://ethw.org/Telegraph</w:t>
         </w:r>
       </w:hyperlink>
+      <w:r>
+        <w:rPr>
+          <w:sz w:val="20"/>
+        </w:rPr>
+      </w:r>
     </w:p>
     <w:sectPr>
-      <w:pgSz w:w="12240" w:h="15840"/>
-      <w:pgMar w:top="1296" w:right="1440" w:bottom="1296" w:left="1440" w:header="720" w:footer="720" w:gutter="0"/>
+      <w:footerReference w:type="default" r:id="rId12"/>
+      <w:pgSz w:w="11906" w:h="16838"/>
+      <w:pgMar w:top="1020" w:right="1134" w:bottom="1020" w:left="1134" w:header="720" w:footer="720" w:gutter="0"/>
       <w:cols w:space="720"/>
       <w:docGrid w:linePitch="360"/>
     </w:sectPr>
   </w:body>
 </w:document>
+</file>
+
+<file path=word/footer1.xml><?xml version="1.0" encoding="utf-8"?>
+<w:ftr xmlns:m="http://schemas.openxmlformats.org/officeDocument/2006/math" xmlns:mc="http://schemas.openxmlformats.org/markup-compatibility/2006" xmlns:mo="http://schemas.microsoft.com/office/mac/office/2008/main" xmlns:mv="urn:schemas-microsoft-com:mac:vml" xmlns:o="urn:schemas-microsoft-com:office:office" xmlns:r="http://schemas.openxmlformats.org/officeDocument/2006/relationships" xmlns:v="urn:schemas-microsoft-com:vml" xmlns:w10="urn:schemas-microsoft-com:office:word" xmlns:w14="http://schemas.microsoft.com/office/word/2010/wordml" xmlns:w="http://schemas.openxmlformats.org/wordprocessingml/2006/main" xmlns:wne="http://schemas.microsoft.com/office/word/2006/wordml" xmlns:wp14="http://schemas.microsoft.com/office/word/2010/wordprocessingDrawing" xmlns:wp="http://schemas.openxmlformats.org/drawingml/2006/wordprocessingDrawing" xmlns:wpc="http://schemas.microsoft.com/office/word/2010/wordprocessingCanvas" xmlns:wpg="http://schemas.microsoft.com/office/word/2010/wordprocessingGroup" xmlns:wpi="http://schemas.microsoft.com/office/word/2010/wordprocessingInk" xmlns:wps="http://schemas.microsoft.com/office/word/2010/wordprocessingShape" mc:Ignorable="w14 wp14">
+  <w:p>
+    <w:pPr>
+      <w:pStyle w:val="Footer"/>
+      <w:jc w:val="right"/>
+    </w:pPr>
+    <w:fldSimple w:instr="PAGE"/>
+  </w:p>
+</w:ftr>
 </file>
 
 <file path=word/numbering.xml><?xml version="1.0" encoding="utf-8"?>
@@ -704,7 +535,7 @@
   <w:docDefaults>
     <w:rPrDefault>
       <w:rPr>
-        <w:rFonts w:asciiTheme="minorHAnsi" w:eastAsiaTheme="minorEastAsia" w:hAnsiTheme="minorHAnsi" w:cstheme="minorBidi"/>
+        <w:rFonts/>
         <w:sz w:val="22"/>
         <w:szCs w:val="22"/>
         <w:lang w:val="en-US" w:eastAsia="en-US" w:bidi="ar-SA"/>
@@ -859,6 +690,15 @@
     <w:name w:val="Normal"/>
     <w:qFormat/>
     <w:rsid w:val="00FC693F"/>
+    <w:pPr>
+      <w:spacing w:after="120" w:line="259" w:lineRule="auto"/>
+    </w:pPr>
+    <w:rPr>
+      <w:rFonts w:ascii="Times New Roman" w:hAnsi="Times New Roman"/>
+      <w:color w:val="000000"/>
+      <w:sz w:val="24"/>
+      <w:lang w:val="ky-KG"/>
+    </w:rPr>
   </w:style>
   <w:style w:type="paragraph" w:styleId="Header">
     <w:name w:val="header"/>
@@ -915,16 +755,17 @@
     <w:pPr>
       <w:keepNext/>
       <w:keepLines/>
-      <w:spacing w:before="480" w:after="0"/>
+      <w:spacing w:before="480" w:after="120" w:line="259" w:lineRule="auto"/>
       <w:outlineLvl w:val="0"/>
     </w:pPr>
     <w:rPr>
-      <w:rFonts w:asciiTheme="majorHAnsi" w:eastAsiaTheme="majorEastAsia" w:hAnsiTheme="majorHAnsi" w:cstheme="majorBidi"/>
+      <w:rFonts w:ascii="Times New Roman" w:hAnsi="Times New Roman"/>
       <w:b/>
       <w:bCs/>
-      <w:color w:val="365F91" w:themeColor="accent1" w:themeShade="BF"/>
-      <w:sz w:val="28"/>
+      <w:color w:val="000000"/>
+      <w:sz w:val="26"/>
       <w:szCs w:val="28"/>
+      <w:lang w:val="ky-KG"/>
     </w:rPr>
   </w:style>
   <w:style w:type="paragraph" w:styleId="Heading2">
@@ -939,16 +780,17 @@
     <w:pPr>
       <w:keepNext/>
       <w:keepLines/>
-      <w:spacing w:before="200" w:after="0"/>
+      <w:spacing w:before="200" w:after="120" w:line="259" w:lineRule="auto"/>
       <w:outlineLvl w:val="1"/>
     </w:pPr>
     <w:rPr>
-      <w:rFonts w:asciiTheme="majorHAnsi" w:eastAsiaTheme="majorEastAsia" w:hAnsiTheme="majorHAnsi" w:cstheme="majorBidi"/>
+      <w:rFonts w:ascii="Times New Roman" w:hAnsi="Times New Roman"/>
       <w:b/>
       <w:bCs/>
-      <w:color w:val="4F81BD" w:themeColor="accent1"/>
+      <w:color w:val="000000"/>
       <w:sz w:val="26"/>
       <w:szCs w:val="26"/>
+      <w:lang w:val="ky-KG"/>
     </w:rPr>
   </w:style>
   <w:style w:type="paragraph" w:styleId="Heading3">
@@ -967,7 +809,7 @@
       <w:outlineLvl w:val="2"/>
     </w:pPr>
     <w:rPr>
-      <w:rFonts w:asciiTheme="majorHAnsi" w:eastAsiaTheme="majorEastAsia" w:hAnsiTheme="majorHAnsi" w:cstheme="majorBidi"/>
+      <w:rFonts/>
       <w:b/>
       <w:bCs/>
       <w:color w:val="4F81BD" w:themeColor="accent1"/>
@@ -990,7 +832,7 @@
       <w:outlineLvl w:val="3"/>
     </w:pPr>
     <w:rPr>
-      <w:rFonts w:asciiTheme="majorHAnsi" w:eastAsiaTheme="majorEastAsia" w:hAnsiTheme="majorHAnsi" w:cstheme="majorBidi"/>
+      <w:rFonts/>
       <w:b/>
       <w:bCs/>
       <w:i/>
@@ -1015,7 +857,7 @@
       <w:outlineLvl w:val="4"/>
     </w:pPr>
     <w:rPr>
-      <w:rFonts w:asciiTheme="majorHAnsi" w:eastAsiaTheme="majorEastAsia" w:hAnsiTheme="majorHAnsi" w:cstheme="majorBidi"/>
+      <w:rFonts/>
       <w:color w:val="243F60" w:themeColor="accent1" w:themeShade="7F"/>
     </w:rPr>
   </w:style>
@@ -1036,7 +878,7 @@
       <w:outlineLvl w:val="5"/>
     </w:pPr>
     <w:rPr>
-      <w:rFonts w:asciiTheme="majorHAnsi" w:eastAsiaTheme="majorEastAsia" w:hAnsiTheme="majorHAnsi" w:cstheme="majorBidi"/>
+      <w:rFonts/>
       <w:i/>
       <w:iCs/>
       <w:color w:val="243F60" w:themeColor="accent1" w:themeShade="7F"/>
@@ -1059,7 +901,7 @@
       <w:outlineLvl w:val="6"/>
     </w:pPr>
     <w:rPr>
-      <w:rFonts w:asciiTheme="majorHAnsi" w:eastAsiaTheme="majorEastAsia" w:hAnsiTheme="majorHAnsi" w:cstheme="majorBidi"/>
+      <w:rFonts/>
       <w:i/>
       <w:iCs/>
       <w:color w:val="404040" w:themeColor="text1" w:themeTint="BF"/>
@@ -1082,7 +924,7 @@
       <w:outlineLvl w:val="7"/>
     </w:pPr>
     <w:rPr>
-      <w:rFonts w:asciiTheme="majorHAnsi" w:eastAsiaTheme="majorEastAsia" w:hAnsiTheme="majorHAnsi" w:cstheme="majorBidi"/>
+      <w:rFonts/>
       <w:color w:val="4F81BD" w:themeColor="accent1"/>
       <w:sz w:val="20"/>
       <w:szCs w:val="20"/>
@@ -1105,7 +947,7 @@
       <w:outlineLvl w:val="8"/>
     </w:pPr>
     <w:rPr>
-      <w:rFonts w:asciiTheme="majorHAnsi" w:eastAsiaTheme="majorEastAsia" w:hAnsiTheme="majorHAnsi" w:cstheme="majorBidi"/>
+      <w:rFonts/>
       <w:i/>
       <w:iCs/>
       <w:color w:val="404040" w:themeColor="text1" w:themeTint="BF"/>
@@ -1156,7 +998,7 @@
     <w:uiPriority w:val="9"/>
     <w:rsid w:val="00FC693F"/>
     <w:rPr>
-      <w:rFonts w:asciiTheme="majorHAnsi" w:eastAsiaTheme="majorEastAsia" w:hAnsiTheme="majorHAnsi" w:cstheme="majorBidi"/>
+      <w:rFonts/>
       <w:b/>
       <w:bCs/>
       <w:color w:val="365F91" w:themeColor="accent1" w:themeShade="BF"/>
@@ -1171,7 +1013,7 @@
     <w:uiPriority w:val="9"/>
     <w:rsid w:val="00FC693F"/>
     <w:rPr>
-      <w:rFonts w:asciiTheme="majorHAnsi" w:eastAsiaTheme="majorEastAsia" w:hAnsiTheme="majorHAnsi" w:cstheme="majorBidi"/>
+      <w:rFonts/>
       <w:b/>
       <w:bCs/>
       <w:color w:val="4F81BD" w:themeColor="accent1"/>
@@ -1186,7 +1028,7 @@
     <w:uiPriority w:val="9"/>
     <w:rsid w:val="00FC693F"/>
     <w:rPr>
-      <w:rFonts w:asciiTheme="majorHAnsi" w:eastAsiaTheme="majorEastAsia" w:hAnsiTheme="majorHAnsi" w:cstheme="majorBidi"/>
+      <w:rFonts/>
       <w:b/>
       <w:bCs/>
       <w:color w:val="4F81BD" w:themeColor="accent1"/>
@@ -1201,19 +1043,17 @@
     <w:qFormat/>
     <w:rsid w:val="00FC693F"/>
     <w:pPr>
-      <w:pBdr>
-        <w:bottom w:val="single" w:sz="8" w:space="4" w:color="4F81BD" w:themeColor="accent1"/>
-      </w:pBdr>
-      <w:spacing w:after="300" w:line="240" w:lineRule="auto"/>
+      <w:spacing w:after="120" w:line="259" w:lineRule="auto"/>
       <w:contextualSpacing/>
     </w:pPr>
     <w:rPr>
-      <w:rFonts w:asciiTheme="majorHAnsi" w:eastAsiaTheme="majorEastAsia" w:hAnsiTheme="majorHAnsi" w:cstheme="majorBidi"/>
-      <w:color w:val="17365D" w:themeColor="text2" w:themeShade="BF"/>
+      <w:rFonts w:ascii="Times New Roman" w:hAnsi="Times New Roman"/>
+      <w:color w:val="000000"/>
       <w:spacing w:val="5"/>
       <w:kern w:val="28"/>
-      <w:sz w:val="52"/>
+      <w:sz w:val="40"/>
       <w:szCs w:val="52"/>
+      <w:lang w:val="ky-KG"/>
     </w:rPr>
   </w:style>
   <w:style w:type="character" w:customStyle="1" w:styleId="TitleChar">
@@ -1223,7 +1063,7 @@
     <w:uiPriority w:val="10"/>
     <w:rsid w:val="00FC693F"/>
     <w:rPr>
-      <w:rFonts w:asciiTheme="majorHAnsi" w:eastAsiaTheme="majorEastAsia" w:hAnsiTheme="majorHAnsi" w:cstheme="majorBidi"/>
+      <w:rFonts/>
       <w:color w:val="17365D" w:themeColor="text2" w:themeShade="BF"/>
       <w:spacing w:val="5"/>
       <w:kern w:val="28"/>
@@ -1245,7 +1085,7 @@
       </w:numPr>
     </w:pPr>
     <w:rPr>
-      <w:rFonts w:asciiTheme="majorHAnsi" w:eastAsiaTheme="majorEastAsia" w:hAnsiTheme="majorHAnsi" w:cstheme="majorBidi"/>
+      <w:rFonts/>
       <w:i/>
       <w:iCs/>
       <w:color w:val="4F81BD" w:themeColor="accent1"/>
@@ -1261,7 +1101,7 @@
     <w:uiPriority w:val="11"/>
     <w:rsid w:val="00FC693F"/>
     <w:rPr>
-      <w:rFonts w:asciiTheme="majorHAnsi" w:eastAsiaTheme="majorEastAsia" w:hAnsiTheme="majorHAnsi" w:cstheme="majorBidi"/>
+      <w:rFonts/>
       <w:i/>
       <w:iCs/>
       <w:color w:val="4F81BD" w:themeColor="accent1"/>
@@ -1386,8 +1226,15 @@
       <w:numPr>
         <w:numId w:val="1"/>
       </w:numPr>
+      <w:spacing w:after="120" w:line="259" w:lineRule="auto"/>
       <w:contextualSpacing/>
     </w:pPr>
+    <w:rPr>
+      <w:rFonts w:ascii="Times New Roman" w:hAnsi="Times New Roman"/>
+      <w:color w:val="000000"/>
+      <w:sz w:val="24"/>
+      <w:lang w:val="ky-KG"/>
+    </w:rPr>
   </w:style>
   <w:style w:type="paragraph" w:styleId="ListBullet2">
     <w:name w:val="List Bullet 2"/>
@@ -1559,7 +1406,7 @@
     <w:semiHidden/>
     <w:rsid w:val="00FC693F"/>
     <w:rPr>
-      <w:rFonts w:asciiTheme="majorHAnsi" w:eastAsiaTheme="majorEastAsia" w:hAnsiTheme="majorHAnsi" w:cstheme="majorBidi"/>
+      <w:rFonts/>
       <w:b/>
       <w:bCs/>
       <w:i/>
@@ -1575,7 +1422,7 @@
     <w:semiHidden/>
     <w:rsid w:val="00FC693F"/>
     <w:rPr>
-      <w:rFonts w:asciiTheme="majorHAnsi" w:eastAsiaTheme="majorEastAsia" w:hAnsiTheme="majorHAnsi" w:cstheme="majorBidi"/>
+      <w:rFonts/>
       <w:color w:val="243F60" w:themeColor="accent1" w:themeShade="7F"/>
     </w:rPr>
   </w:style>
@@ -1587,7 +1434,7 @@
     <w:semiHidden/>
     <w:rsid w:val="00FC693F"/>
     <w:rPr>
-      <w:rFonts w:asciiTheme="majorHAnsi" w:eastAsiaTheme="majorEastAsia" w:hAnsiTheme="majorHAnsi" w:cstheme="majorBidi"/>
+      <w:rFonts/>
       <w:i/>
       <w:iCs/>
       <w:color w:val="243F60" w:themeColor="accent1" w:themeShade="7F"/>
@@ -1601,7 +1448,7 @@
     <w:semiHidden/>
     <w:rsid w:val="00FC693F"/>
     <w:rPr>
-      <w:rFonts w:asciiTheme="majorHAnsi" w:eastAsiaTheme="majorEastAsia" w:hAnsiTheme="majorHAnsi" w:cstheme="majorBidi"/>
+      <w:rFonts/>
       <w:i/>
       <w:iCs/>
       <w:color w:val="404040" w:themeColor="text1" w:themeTint="BF"/>
@@ -1615,7 +1462,7 @@
     <w:semiHidden/>
     <w:rsid w:val="00FC693F"/>
     <w:rPr>
-      <w:rFonts w:asciiTheme="majorHAnsi" w:eastAsiaTheme="majorEastAsia" w:hAnsiTheme="majorHAnsi" w:cstheme="majorBidi"/>
+      <w:rFonts/>
       <w:color w:val="4F81BD" w:themeColor="accent1"/>
       <w:sz w:val="20"/>
       <w:szCs w:val="20"/>
@@ -1629,7 +1476,7 @@
     <w:semiHidden/>
     <w:rsid w:val="00FC693F"/>
     <w:rPr>
-      <w:rFonts w:asciiTheme="majorHAnsi" w:eastAsiaTheme="majorEastAsia" w:hAnsiTheme="majorHAnsi" w:cstheme="majorBidi"/>
+      <w:rFonts/>
       <w:i/>
       <w:iCs/>
       <w:color w:val="404040" w:themeColor="text1" w:themeTint="BF"/>
@@ -1688,9 +1535,6 @@
     <w:qFormat/>
     <w:rsid w:val="00FC693F"/>
     <w:pPr>
-      <w:pBdr>
-        <w:bottom w:val="single" w:sz="4" w:space="4" w:color="4F81BD" w:themeColor="accent1"/>
-      </w:pBdr>
       <w:spacing w:before="200" w:after="280"/>
       <w:ind w:left="936" w:right="936"/>
     </w:pPr>
@@ -3218,7 +3062,7 @@
         <w:spacing w:before="0" w:after="0" w:line="240" w:lineRule="auto"/>
       </w:pPr>
       <w:rPr>
-        <w:rFonts w:asciiTheme="majorHAnsi" w:eastAsiaTheme="majorEastAsia" w:hAnsiTheme="majorHAnsi" w:cstheme="majorBidi"/>
+        <w:rFonts/>
         <w:b/>
         <w:bCs/>
       </w:rPr>
@@ -3239,7 +3083,7 @@
         <w:spacing w:before="0" w:after="0" w:line="240" w:lineRule="auto"/>
       </w:pPr>
       <w:rPr>
-        <w:rFonts w:asciiTheme="majorHAnsi" w:eastAsiaTheme="majorEastAsia" w:hAnsiTheme="majorHAnsi" w:cstheme="majorBidi"/>
+        <w:rFonts/>
         <w:b/>
         <w:bCs/>
       </w:rPr>
@@ -3257,14 +3101,14 @@
     </w:tblStylePr>
     <w:tblStylePr w:type="firstCol">
       <w:rPr>
-        <w:rFonts w:asciiTheme="majorHAnsi" w:eastAsiaTheme="majorEastAsia" w:hAnsiTheme="majorHAnsi" w:cstheme="majorBidi"/>
+        <w:rFonts/>
         <w:b/>
         <w:bCs/>
       </w:rPr>
     </w:tblStylePr>
     <w:tblStylePr w:type="lastCol">
       <w:rPr>
-        <w:rFonts w:asciiTheme="majorHAnsi" w:eastAsiaTheme="majorEastAsia" w:hAnsiTheme="majorHAnsi" w:cstheme="majorBidi"/>
+        <w:rFonts/>
         <w:b/>
         <w:bCs/>
       </w:rPr>
@@ -3348,7 +3192,7 @@
         <w:spacing w:before="0" w:after="0" w:line="240" w:lineRule="auto"/>
       </w:pPr>
       <w:rPr>
-        <w:rFonts w:asciiTheme="majorHAnsi" w:eastAsiaTheme="majorEastAsia" w:hAnsiTheme="majorHAnsi" w:cstheme="majorBidi"/>
+        <w:rFonts/>
         <w:b/>
         <w:bCs/>
       </w:rPr>
@@ -3369,7 +3213,7 @@
         <w:spacing w:before="0" w:after="0" w:line="240" w:lineRule="auto"/>
       </w:pPr>
       <w:rPr>
-        <w:rFonts w:asciiTheme="majorHAnsi" w:eastAsiaTheme="majorEastAsia" w:hAnsiTheme="majorHAnsi" w:cstheme="majorBidi"/>
+        <w:rFonts/>
         <w:b/>
         <w:bCs/>
       </w:rPr>
@@ -3387,14 +3231,14 @@
     </w:tblStylePr>
     <w:tblStylePr w:type="firstCol">
       <w:rPr>
-        <w:rFonts w:asciiTheme="majorHAnsi" w:eastAsiaTheme="majorEastAsia" w:hAnsiTheme="majorHAnsi" w:cstheme="majorBidi"/>
+        <w:rFonts/>
         <w:b/>
         <w:bCs/>
       </w:rPr>
     </w:tblStylePr>
     <w:tblStylePr w:type="lastCol">
       <w:rPr>
-        <w:rFonts w:asciiTheme="majorHAnsi" w:eastAsiaTheme="majorEastAsia" w:hAnsiTheme="majorHAnsi" w:cstheme="majorBidi"/>
+        <w:rFonts/>
         <w:b/>
         <w:bCs/>
       </w:rPr>
@@ -3478,7 +3322,7 @@
         <w:spacing w:before="0" w:after="0" w:line="240" w:lineRule="auto"/>
       </w:pPr>
       <w:rPr>
-        <w:rFonts w:asciiTheme="majorHAnsi" w:eastAsiaTheme="majorEastAsia" w:hAnsiTheme="majorHAnsi" w:cstheme="majorBidi"/>
+        <w:rFonts/>
         <w:b/>
         <w:bCs/>
       </w:rPr>
@@ -3499,7 +3343,7 @@
         <w:spacing w:before="0" w:after="0" w:line="240" w:lineRule="auto"/>
       </w:pPr>
       <w:rPr>
-        <w:rFonts w:asciiTheme="majorHAnsi" w:eastAsiaTheme="majorEastAsia" w:hAnsiTheme="majorHAnsi" w:cstheme="majorBidi"/>
+        <w:rFonts/>
         <w:b/>
         <w:bCs/>
       </w:rPr>
@@ -3517,14 +3361,14 @@
     </w:tblStylePr>
     <w:tblStylePr w:type="firstCol">
       <w:rPr>
-        <w:rFonts w:asciiTheme="majorHAnsi" w:eastAsiaTheme="majorEastAsia" w:hAnsiTheme="majorHAnsi" w:cstheme="majorBidi"/>
+        <w:rFonts/>
         <w:b/>
         <w:bCs/>
       </w:rPr>
     </w:tblStylePr>
     <w:tblStylePr w:type="lastCol">
       <w:rPr>
-        <w:rFonts w:asciiTheme="majorHAnsi" w:eastAsiaTheme="majorEastAsia" w:hAnsiTheme="majorHAnsi" w:cstheme="majorBidi"/>
+        <w:rFonts/>
         <w:b/>
         <w:bCs/>
       </w:rPr>
@@ -3608,7 +3452,7 @@
         <w:spacing w:before="0" w:after="0" w:line="240" w:lineRule="auto"/>
       </w:pPr>
       <w:rPr>
-        <w:rFonts w:asciiTheme="majorHAnsi" w:eastAsiaTheme="majorEastAsia" w:hAnsiTheme="majorHAnsi" w:cstheme="majorBidi"/>
+        <w:rFonts/>
         <w:b/>
         <w:bCs/>
       </w:rPr>
@@ -3629,7 +3473,7 @@
         <w:spacing w:before="0" w:after="0" w:line="240" w:lineRule="auto"/>
       </w:pPr>
       <w:rPr>
-        <w:rFonts w:asciiTheme="majorHAnsi" w:eastAsiaTheme="majorEastAsia" w:hAnsiTheme="majorHAnsi" w:cstheme="majorBidi"/>
+        <w:rFonts/>
         <w:b/>
         <w:bCs/>
       </w:rPr>
@@ -3647,14 +3491,14 @@
     </w:tblStylePr>
     <w:tblStylePr w:type="firstCol">
       <w:rPr>
-        <w:rFonts w:asciiTheme="majorHAnsi" w:eastAsiaTheme="majorEastAsia" w:hAnsiTheme="majorHAnsi" w:cstheme="majorBidi"/>
+        <w:rFonts/>
         <w:b/>
         <w:bCs/>
       </w:rPr>
     </w:tblStylePr>
     <w:tblStylePr w:type="lastCol">
       <w:rPr>
-        <w:rFonts w:asciiTheme="majorHAnsi" w:eastAsiaTheme="majorEastAsia" w:hAnsiTheme="majorHAnsi" w:cstheme="majorBidi"/>
+        <w:rFonts/>
         <w:b/>
         <w:bCs/>
       </w:rPr>
@@ -3738,7 +3582,7 @@
         <w:spacing w:before="0" w:after="0" w:line="240" w:lineRule="auto"/>
       </w:pPr>
       <w:rPr>
-        <w:rFonts w:asciiTheme="majorHAnsi" w:eastAsiaTheme="majorEastAsia" w:hAnsiTheme="majorHAnsi" w:cstheme="majorBidi"/>
+        <w:rFonts/>
         <w:b/>
         <w:bCs/>
       </w:rPr>
@@ -3759,7 +3603,7 @@
         <w:spacing w:before="0" w:after="0" w:line="240" w:lineRule="auto"/>
       </w:pPr>
       <w:rPr>
-        <w:rFonts w:asciiTheme="majorHAnsi" w:eastAsiaTheme="majorEastAsia" w:hAnsiTheme="majorHAnsi" w:cstheme="majorBidi"/>
+        <w:rFonts/>
         <w:b/>
         <w:bCs/>
       </w:rPr>
@@ -3777,14 +3621,14 @@
     </w:tblStylePr>
     <w:tblStylePr w:type="firstCol">
       <w:rPr>
-        <w:rFonts w:asciiTheme="majorHAnsi" w:eastAsiaTheme="majorEastAsia" w:hAnsiTheme="majorHAnsi" w:cstheme="majorBidi"/>
+        <w:rFonts/>
         <w:b/>
         <w:bCs/>
       </w:rPr>
     </w:tblStylePr>
     <w:tblStylePr w:type="lastCol">
       <w:rPr>
-        <w:rFonts w:asciiTheme="majorHAnsi" w:eastAsiaTheme="majorEastAsia" w:hAnsiTheme="majorHAnsi" w:cstheme="majorBidi"/>
+        <w:rFonts/>
         <w:b/>
         <w:bCs/>
       </w:rPr>
@@ -3868,7 +3712,7 @@
         <w:spacing w:before="0" w:after="0" w:line="240" w:lineRule="auto"/>
       </w:pPr>
       <w:rPr>
-        <w:rFonts w:asciiTheme="majorHAnsi" w:eastAsiaTheme="majorEastAsia" w:hAnsiTheme="majorHAnsi" w:cstheme="majorBidi"/>
+        <w:rFonts/>
         <w:b/>
         <w:bCs/>
       </w:rPr>
@@ -3889,7 +3733,7 @@
         <w:spacing w:before="0" w:after="0" w:line="240" w:lineRule="auto"/>
       </w:pPr>
       <w:rPr>
-        <w:rFonts w:asciiTheme="majorHAnsi" w:eastAsiaTheme="majorEastAsia" w:hAnsiTheme="majorHAnsi" w:cstheme="majorBidi"/>
+        <w:rFonts/>
         <w:b/>
         <w:bCs/>
       </w:rPr>
@@ -3907,14 +3751,14 @@
     </w:tblStylePr>
     <w:tblStylePr w:type="firstCol">
       <w:rPr>
-        <w:rFonts w:asciiTheme="majorHAnsi" w:eastAsiaTheme="majorEastAsia" w:hAnsiTheme="majorHAnsi" w:cstheme="majorBidi"/>
+        <w:rFonts/>
         <w:b/>
         <w:bCs/>
       </w:rPr>
     </w:tblStylePr>
     <w:tblStylePr w:type="lastCol">
       <w:rPr>
-        <w:rFonts w:asciiTheme="majorHAnsi" w:eastAsiaTheme="majorEastAsia" w:hAnsiTheme="majorHAnsi" w:cstheme="majorBidi"/>
+        <w:rFonts/>
         <w:b/>
         <w:bCs/>
       </w:rPr>
@@ -3998,7 +3842,7 @@
         <w:spacing w:before="0" w:after="0" w:line="240" w:lineRule="auto"/>
       </w:pPr>
       <w:rPr>
-        <w:rFonts w:asciiTheme="majorHAnsi" w:eastAsiaTheme="majorEastAsia" w:hAnsiTheme="majorHAnsi" w:cstheme="majorBidi"/>
+        <w:rFonts/>
         <w:b/>
         <w:bCs/>
       </w:rPr>
@@ -4019,7 +3863,7 @@
         <w:spacing w:before="0" w:after="0" w:line="240" w:lineRule="auto"/>
       </w:pPr>
       <w:rPr>
-        <w:rFonts w:asciiTheme="majorHAnsi" w:eastAsiaTheme="majorEastAsia" w:hAnsiTheme="majorHAnsi" w:cstheme="majorBidi"/>
+        <w:rFonts/>
         <w:b/>
         <w:bCs/>
       </w:rPr>
@@ -4037,14 +3881,14 @@
     </w:tblStylePr>
     <w:tblStylePr w:type="firstCol">
       <w:rPr>
-        <w:rFonts w:asciiTheme="majorHAnsi" w:eastAsiaTheme="majorEastAsia" w:hAnsiTheme="majorHAnsi" w:cstheme="majorBidi"/>
+        <w:rFonts/>
         <w:b/>
         <w:bCs/>
       </w:rPr>
     </w:tblStylePr>
     <w:tblStylePr w:type="lastCol">
       <w:rPr>
-        <w:rFonts w:asciiTheme="majorHAnsi" w:eastAsiaTheme="majorEastAsia" w:hAnsiTheme="majorHAnsi" w:cstheme="majorBidi"/>
+        <w:rFonts/>
         <w:b/>
         <w:bCs/>
       </w:rPr>
@@ -5909,7 +5753,7 @@
     </w:tblPr>
     <w:tblStylePr w:type="firstRow">
       <w:rPr>
-        <w:rFonts w:asciiTheme="majorHAnsi" w:eastAsiaTheme="majorEastAsia" w:hAnsiTheme="majorHAnsi" w:cstheme="majorBidi"/>
+        <w:rFonts/>
       </w:rPr>
       <w:tblPr/>
       <w:tcPr>
@@ -5993,7 +5837,7 @@
     </w:tblPr>
     <w:tblStylePr w:type="firstRow">
       <w:rPr>
-        <w:rFonts w:asciiTheme="majorHAnsi" w:eastAsiaTheme="majorEastAsia" w:hAnsiTheme="majorHAnsi" w:cstheme="majorBidi"/>
+        <w:rFonts/>
       </w:rPr>
       <w:tblPr/>
       <w:tcPr>
@@ -6077,7 +5921,7 @@
     </w:tblPr>
     <w:tblStylePr w:type="firstRow">
       <w:rPr>
-        <w:rFonts w:asciiTheme="majorHAnsi" w:eastAsiaTheme="majorEastAsia" w:hAnsiTheme="majorHAnsi" w:cstheme="majorBidi"/>
+        <w:rFonts/>
       </w:rPr>
       <w:tblPr/>
       <w:tcPr>
@@ -6161,7 +6005,7 @@
     </w:tblPr>
     <w:tblStylePr w:type="firstRow">
       <w:rPr>
-        <w:rFonts w:asciiTheme="majorHAnsi" w:eastAsiaTheme="majorEastAsia" w:hAnsiTheme="majorHAnsi" w:cstheme="majorBidi"/>
+        <w:rFonts/>
       </w:rPr>
       <w:tblPr/>
       <w:tcPr>
@@ -6245,7 +6089,7 @@
     </w:tblPr>
     <w:tblStylePr w:type="firstRow">
       <w:rPr>
-        <w:rFonts w:asciiTheme="majorHAnsi" w:eastAsiaTheme="majorEastAsia" w:hAnsiTheme="majorHAnsi" w:cstheme="majorBidi"/>
+        <w:rFonts/>
       </w:rPr>
       <w:tblPr/>
       <w:tcPr>
@@ -6329,7 +6173,7 @@
     </w:tblPr>
     <w:tblStylePr w:type="firstRow">
       <w:rPr>
-        <w:rFonts w:asciiTheme="majorHAnsi" w:eastAsiaTheme="majorEastAsia" w:hAnsiTheme="majorHAnsi" w:cstheme="majorBidi"/>
+        <w:rFonts/>
       </w:rPr>
       <w:tblPr/>
       <w:tcPr>
@@ -6413,7 +6257,7 @@
     </w:tblPr>
     <w:tblStylePr w:type="firstRow">
       <w:rPr>
-        <w:rFonts w:asciiTheme="majorHAnsi" w:eastAsiaTheme="majorEastAsia" w:hAnsiTheme="majorHAnsi" w:cstheme="majorBidi"/>
+        <w:rFonts/>
       </w:rPr>
       <w:tblPr/>
       <w:tcPr>
@@ -6478,7 +6322,7 @@
       <w:spacing w:after="0" w:line="240" w:lineRule="auto"/>
     </w:pPr>
     <w:rPr>
-      <w:rFonts w:asciiTheme="majorHAnsi" w:eastAsiaTheme="majorEastAsia" w:hAnsiTheme="majorHAnsi" w:cstheme="majorBidi"/>
+      <w:rFonts/>
       <w:color w:val="000000" w:themeColor="text1"/>
     </w:rPr>
     <w:tblPr>
@@ -6606,7 +6450,7 @@
       <w:spacing w:after="0" w:line="240" w:lineRule="auto"/>
     </w:pPr>
     <w:rPr>
-      <w:rFonts w:asciiTheme="majorHAnsi" w:eastAsiaTheme="majorEastAsia" w:hAnsiTheme="majorHAnsi" w:cstheme="majorBidi"/>
+      <w:rFonts/>
       <w:color w:val="000000" w:themeColor="text1"/>
     </w:rPr>
     <w:tblPr>
@@ -6734,7 +6578,7 @@
       <w:spacing w:after="0" w:line="240" w:lineRule="auto"/>
     </w:pPr>
     <w:rPr>
-      <w:rFonts w:asciiTheme="majorHAnsi" w:eastAsiaTheme="majorEastAsia" w:hAnsiTheme="majorHAnsi" w:cstheme="majorBidi"/>
+      <w:rFonts/>
       <w:color w:val="000000" w:themeColor="text1"/>
     </w:rPr>
     <w:tblPr>
@@ -6862,7 +6706,7 @@
       <w:spacing w:after="0" w:line="240" w:lineRule="auto"/>
     </w:pPr>
     <w:rPr>
-      <w:rFonts w:asciiTheme="majorHAnsi" w:eastAsiaTheme="majorEastAsia" w:hAnsiTheme="majorHAnsi" w:cstheme="majorBidi"/>
+      <w:rFonts/>
       <w:color w:val="000000" w:themeColor="text1"/>
     </w:rPr>
     <w:tblPr>
@@ -6990,7 +6834,7 @@
       <w:spacing w:after="0" w:line="240" w:lineRule="auto"/>
     </w:pPr>
     <w:rPr>
-      <w:rFonts w:asciiTheme="majorHAnsi" w:eastAsiaTheme="majorEastAsia" w:hAnsiTheme="majorHAnsi" w:cstheme="majorBidi"/>
+      <w:rFonts/>
       <w:color w:val="000000" w:themeColor="text1"/>
     </w:rPr>
     <w:tblPr>
@@ -7118,7 +6962,7 @@
       <w:spacing w:after="0" w:line="240" w:lineRule="auto"/>
     </w:pPr>
     <w:rPr>
-      <w:rFonts w:asciiTheme="majorHAnsi" w:eastAsiaTheme="majorEastAsia" w:hAnsiTheme="majorHAnsi" w:cstheme="majorBidi"/>
+      <w:rFonts/>
       <w:color w:val="000000" w:themeColor="text1"/>
     </w:rPr>
     <w:tblPr>
@@ -7246,7 +7090,7 @@
       <w:spacing w:after="0" w:line="240" w:lineRule="auto"/>
     </w:pPr>
     <w:rPr>
-      <w:rFonts w:asciiTheme="majorHAnsi" w:eastAsiaTheme="majorEastAsia" w:hAnsiTheme="majorHAnsi" w:cstheme="majorBidi"/>
+      <w:rFonts/>
       <w:color w:val="000000" w:themeColor="text1"/>
     </w:rPr>
     <w:tblPr>
@@ -7885,7 +7729,7 @@
       <w:spacing w:after="0" w:line="240" w:lineRule="auto"/>
     </w:pPr>
     <w:rPr>
-      <w:rFonts w:asciiTheme="majorHAnsi" w:eastAsiaTheme="majorEastAsia" w:hAnsiTheme="majorHAnsi" w:cstheme="majorBidi"/>
+      <w:rFonts/>
       <w:color w:val="000000" w:themeColor="text1"/>
     </w:rPr>
     <w:tblPr>
@@ -8010,7 +7854,7 @@
       <w:spacing w:after="0" w:line="240" w:lineRule="auto"/>
     </w:pPr>
     <w:rPr>
-      <w:rFonts w:asciiTheme="majorHAnsi" w:eastAsiaTheme="majorEastAsia" w:hAnsiTheme="majorHAnsi" w:cstheme="majorBidi"/>
+      <w:rFonts/>
       <w:color w:val="000000" w:themeColor="text1"/>
     </w:rPr>
     <w:tblPr>
@@ -8135,7 +7979,7 @@
       <w:spacing w:after="0" w:line="240" w:lineRule="auto"/>
     </w:pPr>
     <w:rPr>
-      <w:rFonts w:asciiTheme="majorHAnsi" w:eastAsiaTheme="majorEastAsia" w:hAnsiTheme="majorHAnsi" w:cstheme="majorBidi"/>
+      <w:rFonts/>
       <w:color w:val="000000" w:themeColor="text1"/>
     </w:rPr>
     <w:tblPr>
@@ -8260,7 +8104,7 @@
       <w:spacing w:after="0" w:line="240" w:lineRule="auto"/>
     </w:pPr>
     <w:rPr>
-      <w:rFonts w:asciiTheme="majorHAnsi" w:eastAsiaTheme="majorEastAsia" w:hAnsiTheme="majorHAnsi" w:cstheme="majorBidi"/>
+      <w:rFonts/>
       <w:color w:val="000000" w:themeColor="text1"/>
     </w:rPr>
     <w:tblPr>
@@ -8385,7 +8229,7 @@
       <w:spacing w:after="0" w:line="240" w:lineRule="auto"/>
     </w:pPr>
     <w:rPr>
-      <w:rFonts w:asciiTheme="majorHAnsi" w:eastAsiaTheme="majorEastAsia" w:hAnsiTheme="majorHAnsi" w:cstheme="majorBidi"/>
+      <w:rFonts/>
       <w:color w:val="000000" w:themeColor="text1"/>
     </w:rPr>
     <w:tblPr>
@@ -8510,7 +8354,7 @@
       <w:spacing w:after="0" w:line="240" w:lineRule="auto"/>
     </w:pPr>
     <w:rPr>
-      <w:rFonts w:asciiTheme="majorHAnsi" w:eastAsiaTheme="majorEastAsia" w:hAnsiTheme="majorHAnsi" w:cstheme="majorBidi"/>
+      <w:rFonts/>
       <w:color w:val="000000" w:themeColor="text1"/>
     </w:rPr>
     <w:tblPr>
@@ -8635,7 +8479,7 @@
       <w:spacing w:after="0" w:line="240" w:lineRule="auto"/>
     </w:pPr>
     <w:rPr>
-      <w:rFonts w:asciiTheme="majorHAnsi" w:eastAsiaTheme="majorEastAsia" w:hAnsiTheme="majorHAnsi" w:cstheme="majorBidi"/>
+      <w:rFonts/>
       <w:color w:val="000000" w:themeColor="text1"/>
     </w:rPr>
     <w:tblPr>
